--- a/slides/presentation_dess_20261006/presentation.docx
+++ b/slides/presentation_dess_20261006/presentation.docx
@@ -69,13 +69,10 @@
         <w:t xml:space="preserve">, </w:t>
       </w:r>
       <w:r>
-        <w:t xml:space="preserve"> </w:t>
-      </w:r>
-      <w:r>
-        <w:t>il a chuté ces dernière année</w:t>
-      </w:r>
-      <w:r>
-        <w:t>s</w:t>
+        <w:t xml:space="preserve">il a chuté </w:t>
+      </w:r>
+      <w:r>
+        <w:t>ces dernières années</w:t>
       </w:r>
       <w:r>
         <w:t xml:space="preserve">, </w:t>
@@ -320,7 +317,22 @@
         <w:t>Au niveau national, forte baisse ces dernières années, avec l'exception de 2021</w:t>
       </w:r>
       <w:r>
-        <w:t xml:space="preserve"> où il semble avoir deux augmentations qui se produit 9 mois après les vagues de COVID, </w:t>
+        <w:t xml:space="preserve"> où il semble avoir deux </w:t>
+      </w:r>
+      <w:r>
+        <w:t xml:space="preserve">phases </w:t>
+      </w:r>
+      <w:r>
+        <w:t>de hausse</w:t>
+      </w:r>
+      <w:r>
+        <w:t xml:space="preserve"> qui se produi</w:t>
+      </w:r>
+      <w:r>
+        <w:t>sent</w:t>
+      </w:r>
+      <w:r>
+        <w:t xml:space="preserve"> 9 mois après les vagues de COVID, </w:t>
       </w:r>
       <w:r>
         <w:t xml:space="preserve">suggérant </w:t>
@@ -329,11 +341,17 @@
         <w:t>un</w:t>
       </w:r>
       <w:r>
-        <w:t xml:space="preserve"> effet </w:t>
+        <w:t xml:space="preserve"> </w:t>
       </w:r>
       <w:r>
         <w:lastRenderedPageBreak/>
-        <w:t>COVID. Par nationalité, les différences sont marquées selon les régions du monde : les résidents suisses ont le taux le plus faible, mais la baisse touche toutes les régions.</w:t>
+        <w:t xml:space="preserve">effet COVID. Par nationalité, les différences sont marquées selon les régions du monde : les résidents suisses ont le taux le plus faible, mais la baisse touche toutes les </w:t>
+      </w:r>
+      <w:r>
+        <w:t>nationalités</w:t>
+      </w:r>
+      <w:r>
+        <w:t>.</w:t>
       </w:r>
     </w:p>
     <w:p>
@@ -409,7 +427,13 @@
         <w:t>répété</w:t>
       </w:r>
       <w:r>
-        <w:t xml:space="preserve"> cette analyse par sous-groupe, en fonction de la nationalité de la mère, et de la parité de l’enfant (en différenciant les premières naissances </w:t>
+        <w:t xml:space="preserve"> cette analyse par sous-groupe, en fonction de la nationalité de la mère, et de la parité de l’enfant (en </w:t>
+      </w:r>
+      <w:r>
+        <w:t>distinguant</w:t>
+      </w:r>
+      <w:r>
+        <w:t xml:space="preserve"> les premières naissances </w:t>
       </w:r>
       <w:r>
         <w:t xml:space="preserve">et les naissances de rang supérieur). </w:t>
@@ -467,7 +491,13 @@
         <w:t xml:space="preserve">, </w:t>
       </w:r>
       <w:r>
-        <w:t xml:space="preserve">càd </w:t>
+        <w:t>càd</w:t>
+      </w:r>
+      <w:r>
+        <w:t xml:space="preserve"> qui subsiste</w:t>
+      </w:r>
+      <w:r>
+        <w:t xml:space="preserve"> </w:t>
       </w:r>
       <w:r>
         <w:t>après ajustement du vieillissement et du report de la maternité.</w:t>

--- a/slides/presentation_dess_20261006/presentation.docx
+++ b/slides/presentation_dess_20261006/presentation.docx
@@ -101,7 +101,10 @@
         </w:numPr>
       </w:pPr>
       <w:r>
-        <w:t>Les femmes ont moins d’enfants au cours de leur vie</w:t>
+        <w:t>Si l</w:t>
+      </w:r>
+      <w:r>
+        <w:t>es femmes ont moins d’enfants au cours de leur vie</w:t>
       </w:r>
       <w:r>
         <w:t>,</w:t>
@@ -116,7 +119,10 @@
         </w:numPr>
       </w:pPr>
       <w:r>
-        <w:t>le vieillissement de la population en âge de procréer</w:t>
+        <w:t>Ou si c’est dû au</w:t>
+      </w:r>
+      <w:r>
+        <w:t xml:space="preserve"> vieillissement de la population en âge de procréer</w:t>
       </w:r>
       <w:r>
         <w:t>,</w:t>
@@ -131,7 +137,10 @@
         </w:numPr>
       </w:pPr>
       <w:r>
-        <w:t>le report de la parentalité, les femmes ayant leurs enfants plus tard</w:t>
+        <w:t>Ou au</w:t>
+      </w:r>
+      <w:r>
+        <w:t xml:space="preserve"> report de la parentalité, les femmes ayant leurs enfants plus tard</w:t>
       </w:r>
       <w:r>
         <w:t>.</w:t>
@@ -154,11 +163,16 @@
         <w:t xml:space="preserve">ce déclin passager </w:t>
       </w:r>
       <w:r>
-        <w:t>n’a rien d’inédit</w:t>
+        <w:t xml:space="preserve">n’a rien </w:t>
+      </w:r>
+      <w:proofErr w:type="gramStart"/>
+      <w:r>
+        <w:t>d’inédit</w:t>
       </w:r>
       <w:r>
         <w:t>:</w:t>
       </w:r>
+      <w:proofErr w:type="gramEnd"/>
       <w:r>
         <w:t xml:space="preserve"> c’était déjà le cas dans </w:t>
       </w:r>
@@ -195,8 +209,13 @@
           <w:numId w:val="3"/>
         </w:numPr>
       </w:pPr>
-      <w:r>
-        <w:t xml:space="preserve">quantifier l'évolution de la natalité </w:t>
+      <w:proofErr w:type="gramStart"/>
+      <w:r>
+        <w:t>quantifier</w:t>
+      </w:r>
+      <w:proofErr w:type="gramEnd"/>
+      <w:r>
+        <w:t xml:space="preserve"> l'évolution de la natalité </w:t>
       </w:r>
       <w:r>
         <w:t>ces 25 dernières années</w:t>
@@ -213,8 +232,13 @@
           <w:numId w:val="3"/>
         </w:numPr>
       </w:pPr>
-      <w:r>
-        <w:t xml:space="preserve">et </w:t>
+      <w:proofErr w:type="gramStart"/>
+      <w:r>
+        <w:t>et</w:t>
+      </w:r>
+      <w:proofErr w:type="gramEnd"/>
+      <w:r>
+        <w:t xml:space="preserve"> </w:t>
       </w:r>
       <w:r>
         <w:t xml:space="preserve">dans un second temps, </w:t>
